--- a/DOC/KH/NF-DOC-004_មគ្គុទេសក៍អ្នកគ្រប់គ្រង_KH.docx
+++ b/DOC/KH/NF-DOC-004_មគ្គុទេសក៍អ្នកគ្រប់គ្រង_KH.docx
@@ -1651,6 +1651,69 @@
         <w:spacing w:after="40"/>
       </w:pPr>
     </w:p>
+    <w:tbl>
+      <w:tblPr>
+        <w:tblStyle w:val="TableGrid"/>
+        <w:tblW w:type="auto" w:w="0"/>
+        <w:tblLook w:firstColumn="1" w:firstRow="1" w:lastColumn="0" w:lastRow="0" w:noHBand="0" w:noVBand="1" w:val="04A0"/>
+      </w:tblPr>
+      <w:tblGrid>
+        <w:gridCol w:w="9317"/>
+      </w:tblGrid>
+      <w:tr>
+        <w:tc>
+          <w:tcPr>
+            <w:tcW w:type="dxa" w:w="9317"/>
+            <w:tcBorders>
+              <w:left w:val="single" w:sz="28" w:space="0" w:color="2E7D32"/>
+            </w:tcBorders>
+            <w:shd w:val="clear" w:fill="E8F5E9"/>
+            <w:tcMar>
+              <w:top w:w="140" w:type="dxa"/>
+              <w:start w:w="200" w:type="dxa"/>
+              <w:bottom w:w="140" w:type="dxa"/>
+              <w:end w:w="200" w:type="dxa"/>
+            </w:tcMar>
+          </w:tcPr>
+          <w:p>
+            <w:pPr>
+              <w:spacing w:after="60"/>
+            </w:pPr>
+            <w:r/>
+            <w:r>
+              <w:rPr>
+                <w:rFonts w:ascii="Khmer OS Siemreap" w:hAnsi="Khmer OS Siemreap" w:cs="Khmer OS Siemreap"/>
+                <w:b/>
+                <w:i w:val="0"/>
+                <w:color w:val="0B1F2E"/>
+                <w:sz w:val="21"/>
+              </w:rPr>
+              <w:t>Tip</w:t>
+            </w:r>
+          </w:p>
+          <w:p>
+            <w:pPr>
+              <w:spacing w:after="0"/>
+            </w:pPr>
+            <w:r>
+              <w:rPr>
+                <w:rFonts w:ascii="Khmer OS Siemreap" w:hAnsi="Khmer OS Siemreap" w:cs="Khmer OS Siemreap"/>
+                <w:b w:val="0"/>
+                <w:i w:val="0"/>
+                <w:color w:val="0B1F2E"/>
+                <w:sz w:val="20"/>
+              </w:rPr>
+              <w:t>ភ្ជាប់គណនី Telegram ជាមុនជាមួយ /link បន្ទាប់មកបញ្ជាក់ជាមួយ /confirm &lt;code&gt; ដើម្បីទទួលបានការជូនដំណឹង។</w:t>
+            </w:r>
+          </w:p>
+        </w:tc>
+      </w:tr>
+    </w:tbl>
+    <w:p>
+      <w:pPr>
+        <w:spacing w:after="40"/>
+      </w:pPr>
+    </w:p>
     <w:sectPr>
       <w:headerReference w:type="default" r:id="rId9"/>
       <w:footerReference w:type="default" r:id="rId10"/>
